--- a/demo/company-docs/offer-letter-template-l5-engineering.docx
+++ b/demo/company-docs/offer-letter-template-l5-engineering.docx
@@ -379,7 +379,7 @@
     <w:p/>
     <w:p>
       <w:r>
-        <w:t>Notes: 409A is 6.12 per share. Do not describe equity in dollar terms using the preferred price (18.40), and never tell the candidate what the company 'will be worth'. For candidates with competing offers from Quillmark, do not match automatically; ask the People team, they have been offering 10 to 15% over our band but with weaker equity. For Lantern ML infra roles, sign on up to 60,000 is pre approved (3 roles only).</w:t>
+        <w:t>Notes: 409A is 6.12 per share. Do not describe equity in dollar terms using the preferred price (18.40), and never tell the candidate what the company 'will be worth'. For candidates with competing offers from Varnetta, do not match automatically; ask the People team, they have been offering 10 to 15% over our band but with weaker equity. For Lantern ML infra roles, sign on up to 60,000 is pre approved (3 roles only).</w:t>
       </w:r>
     </w:p>
     <w:p>
@@ -479,6 +479,19 @@
     <w:p>
       <w:r>
         <w:t>Accepted and agreed: ______________________   Date: __________</w:t>
+      </w:r>
+    </w:p>
+    <w:p>
+      <w:pPr>
+        <w:pStyle w:val="Heading2"/>
+      </w:pPr>
+      <w:r>
+        <w:t>Recruiter checklist (DELETE BEFORE SENDING)</w:t>
+      </w:r>
+    </w:p>
+    <w:p>
+      <w:r>
+        <w:t>Before sending: confirm level and title with the hiring manager in writing; confirm geo tier from the candidate's home address, not where they say they will move; get approvals logged in the HRIS for anything outside guideline; double check the share count against the equity calculator (0.12% of 163.4M fully diluted shares = roughly 196,000); remove all bracketed placeholders; send from the HRIS so the signature is tracked. Verbal offer first, written within 24 hours. If the candidate asks for the strike price, tell them it is set by the board at grant and the most recent 409A was 6.12.</w:t>
       </w:r>
     </w:p>
     <w:sectPr>
